--- a/AIC算法创新赛_LearnLab改造差距分析与修改建议.docx
+++ b/AIC算法创新赛_LearnLab改造差距分析与修改建议.docx
@@ -46,21 +46,7 @@
           <w:sz w:val="22"/>
         </w:rPr>
         <w:t>基于第十五届中国软件杯A3赛题作品改造</w:t>
-      </w:r>
-      <w:r>
-        <w:rPr>
-          <w:rFonts w:ascii="微软雅黑" w:hAnsi="微软雅黑" w:eastAsia="微软雅黑"/>
-          <w:color w:val="666666"/>
-          <w:sz w:val="22"/>
-        </w:rPr>
         <w:br w:type="textWrapping"/>
-      </w:r>
-      <w:r>
-        <w:rPr>
-          <w:rFonts w:ascii="微软雅黑" w:hAnsi="微软雅黑" w:eastAsia="微软雅黑"/>
-          <w:color w:val="666666"/>
-          <w:sz w:val="22"/>
-        </w:rPr>
         <w:t>原作品：LearnLab —— 基于大模型的个性化资源生成与学习多智能体系统</w:t>
       </w:r>
     </w:p>
@@ -9602,6 +9588,42 @@
           <w:sz w:val="21"/>
         </w:rPr>
         <w:t>完成P0级5项任务后，作品预计可从当前预估65-70分提升至80-85分；完成P1级任务后有望冲击85-90分。建议优先集中精力完成试点数据收集和文档重构。</w:t>
+      </w:r>
+    </w:p>
+    <w:p>
+      <w:pPr>
+        <w:pStyle w:val="Heading2"/>
+        <w:spacing w:before="240" w:after="120"/>
+      </w:pPr>
+      <w:r>
+        <w:rPr>
+          <w:rFonts w:ascii="微软雅黑" w:hAnsi="微软雅黑" w:eastAsia="微软雅黑"/>
+          <w:b/>
+          <w:color w:val="2B579A"/>
+          <w:sz w:val="28"/>
+        </w:rPr>
+        <w:t>代码实现状态对照（2026年8月）</w:t>
+      </w:r>
+    </w:p>
+    <w:p>
+      <w:r>
+        <w:rPr>
+          <w:rFonts w:ascii="微软雅黑" w:hAnsi="微软雅黑" w:eastAsia="微软雅黑"/>
+          <w:sz w:val="21"/>
+        </w:rPr>
+        <w:t>根据当前 backend/app/algorithms 和 backend/app/api/ai_algorithms.py 复核，完整BKT、GKT、IRT 1PL/2PL、NCD、FSRS和Thompson Sampling已实现并提供接口；ADPP、趋势分析、加权匹配和学习效果评估也已保留并增强。验证脚本已覆盖主要引擎，但真实教学效果仍需试点或对照实验测量。</w:t>
+      </w:r>
+    </w:p>
+    <w:p>
+      <w:pPr>
+        <w:shd w:fill="F5F7FA" w:val="clear"/>
+      </w:pPr>
+      <w:r>
+        <w:rPr>
+          <w:rFonts w:ascii="微软雅黑" w:hAnsi="微软雅黑" w:eastAsia="微软雅黑"/>
+          <w:sz w:val="20"/>
+        </w:rPr>
+        <w:t>已落地：完整BKT（EM/AUC）、GKT图卷积、IRT能力/难度估计、NCD单调约束、FSRS卡片持久化、Thompson Sampling选题、算法状态接口、23项算法断言。限制：MAB和NCD当前为进程内状态；DKT、LinUCB、SM-17、真实大规模效果评估仍为后续规划。</w:t>
       </w:r>
     </w:p>
     <w:sectPr>
